--- a/templates/W3-62-15D.docx
+++ b/templates/W3-62-15D.docx
@@ -103,7 +103,7 @@
           <w:bCs/>
           <w:color w:val="000000"/>
         </w:rPr>
-        <w:t xml:space="preserve">                 □初檢  □複檢</w:t>
+        <w:t xml:space="preserve">                 {{FIRSTCK}}初檢  {{RECK}}複檢</w:t>
       </w:r>
     </w:p>
     <w:tbl>

--- a/templates/W3-62-15D.docx
+++ b/templates/W3-62-15D.docx
@@ -14,7 +14,7 @@
           <w:bCs/>
           <w:color w:val="FF0000"/>
           <w:spacing w:val="-10"/>
-          <w:sz w:val="28"/>
+          <w:sz w:val="24"/>
           <w:u w:val="single"/>
         </w:rPr>
       </w:pPr>
@@ -23,7 +23,7 @@
           <w:rFonts w:eastAsia="標楷體" w:hint="eastAsia"/>
           <w:b/>
           <w:color w:val="000000"/>
-          <w:sz w:val="28"/>
+          <w:sz w:val="24"/>
         </w:rPr>
         <w:t xml:space="preserve">({{ORG}})</w:t>
       </w:r>
@@ -34,8 +34,8 @@
           <w:bCs/>
           <w:color w:val="000000"/>
           <w:spacing w:val="-10"/>
-          <w:sz w:val="28"/>
-          <w:szCs w:val="28"/>
+          <w:sz w:val="24"/>
+          <w:szCs w:val="24"/>
         </w:rPr>
         <w:t xml:space="preserve">第一種壓力容器內部檢查延長期限或</w:t>
       </w:r>
@@ -46,7 +46,7 @@
           <w:bCs/>
           <w:color w:val="000000"/>
           <w:spacing w:val="-10"/>
-          <w:sz w:val="28"/>
+          <w:sz w:val="24"/>
         </w:rPr>
         <w:t>替代檢查</w:t>
       </w:r>
@@ -57,7 +57,7 @@
           <w:bCs/>
           <w:color w:val="000000"/>
           <w:spacing w:val="-10"/>
-          <w:sz w:val="28"/>
+          <w:sz w:val="24"/>
         </w:rPr>
         <w:t>結果及會談紀錄</w:t>
       </w:r>

--- a/templates/W3-62-15D.docx
+++ b/templates/W3-62-15D.docx
@@ -5262,7 +5262,7 @@
                 <w:rFonts w:ascii="標楷體" w:eastAsia="標楷體" w:hAnsi="標楷體" w:hint="eastAsia"/>
                 <w:color w:val="000000"/>
               </w:rPr>
-              <w:t>□ 1.檢查結果 □合格 □不合格 □限制合格 □未備妥 □程序不符。</w:t>
+              <w:t>■ 1.檢查結果 □合格 □不合格 □限制合格 □未備妥 □程序不符。</w:t>
             </w:r>
           </w:p>
           <w:p>

--- a/templates/W3-62-15D.docx
+++ b/templates/W3-62-15D.docx
@@ -25,7 +25,7 @@
           <w:color w:val="000000"/>
           <w:sz w:val="24"/>
         </w:rPr>
-        <w:t xml:space="preserve">({{ORG}})</w:t>
+        <w:t xml:space="preserve">{{ORG}}</w:t>
       </w:r>
       <w:r>
         <w:rPr>
